--- a/docs/planning/m4_completion_checklist.docx
+++ b/docs/planning/m4_completion_checklist.docx
@@ -63,7 +63,7 @@
           <w:szCs w:val="20"/>
           <w:rtl w:val="0"/>
         </w:rPr>
-        <w:t xml:space="preserve">This checklist walks through every success criterion defined for Milestone 4, verified directly against the live repository rather than against prior weeks' plan documents. Each item is marked Done, In Progress with a named resolution path, or Pending where it depends on Omer's live zero-code-change demonstration, not yet held as of this checklist.</w:t>
+        <w:t xml:space="preserve">This checklist walks through every success criterion defined for Milestone 4, verified directly against the live repository rather than against prior weeks' plan documents. Each item is marked Done or In Progress with a named resolution path. As of Week 14 (Thursday 13 August), all eight criteria are confirmed Done following Omer's live zero-code-change demonstration and clean-environment CI run — Milestone 4 is formally closed.</w:t>
       </w:r>
       <w:r>
         <w:rPr>
@@ -559,12 +559,12 @@
                 <w:rFonts w:ascii="Calibri" w:cs="Calibri" w:eastAsia="Calibri" w:hAnsi="Calibri"/>
                 <w:b w:val="1"/>
                 <w:bCs w:val="1"/>
-                <w:color w:val="b45309"/>
-                <w:sz w:val="20"/>
-                <w:szCs w:val="20"/>
-                <w:rtl w:val="0"/>
-              </w:rPr>
-              <w:t xml:space="preserve">Pending</w:t>
+                <w:color w:val="1b7a3d"/>
+                <w:sz w:val="20"/>
+                <w:szCs w:val="20"/>
+                <w:rtl w:val="0"/>
+              </w:rPr>
+              <w:t xml:space="preserve">Done</w:t>
             </w:r>
             <w:r>
               <w:rPr>
@@ -604,7 +604,7 @@
                 <w:szCs w:val="20"/>
                 <w:rtl w:val="0"/>
               </w:rPr>
-              <w:t xml:space="preserve">To be completed by Abdullah after Omer's live demonstration at the next team sync.</w:t>
+              <w:t xml:space="preserve">demo_zero_code_change.py — services/abstraction/ on both main and develop, byte-identical across branches. Executes one shared read/write function (create table, insert, select) against PostgreSQL, MySQL, and MSSQL through AbstractionLayer with zero database-specific branching in the demo logic itself; only connector construction differs per database. Presented live by Omer in team sync (Week 14, Wednesday-Thursday). Independently verified by Abdullah against the live AbstractionLayer and all three connector interfaces on main — constructor signatures, execute_query/execute_write/health_check methods, and the retryable attribute on ConnectorError all confirmed to match.</w:t>
             </w:r>
             <w:r>
               <w:rPr>
@@ -777,7 +777,7 @@
                 <w:szCs w:val="20"/>
                 <w:rtl w:val="0"/>
               </w:rPr>
-              <w:t xml:space="preserve">Final CI run evidence / Actions link to be added after the live demonstration.</w:t>
+              <w:t xml:space="preserve">Clean-environment CI run confirmed: https://github.com/Jeylani-2526/subop/actions/runs/31731695121 (M5W14T7 #158, commit 6eb62cb, develop, Aug 13 2026). The "Tests (pytest)" job succeeded in 1m 41s, running against freshly-initialized PostgreSQL, MySQL, and MSSQL service containers per .github/workflows/ci.yml -- a new environment on every run, not a reused one. Both the "Run tests" and "Run connector tests" steps (the latter covering test_postgres_connector.py, test_mysql_connector.py, test_mssql_connector.py, test_type_mapping.py, and test_abstraction_layer.py -- the full 43-test scope) completed green with no failed steps. Exact per-test pass count was not independently re-verified from raw logs, as GitHub requires sign-in to view them; the job-level success plus known suite composition is the evidence on record here.</w:t>
             </w:r>
             <w:r>
               <w:rPr>
